--- a/downloads/article-8.docx
+++ b/downloads/article-8.docx
@@ -98,7 +98,7 @@
             <w:color w:val="0563C1"/>
             <w:u w:val="single"/>
           </w:rPr>
-          <w:t xml:space="preserve">ГОСТ Р 22.2.14-2023</w:t>
+          <w:t xml:space="preserve">ГОСТ Р 22.2.14-2023.</w:t>
         </w:r>
       </w:hyperlink>
       <w:r>
@@ -106,7 +106,7 @@
           <w:b w:val="0"/>
           <w:i w:val="0"/>
         </w:rPr>
-        <w:t xml:space="preserve">. Безопасность в чрезвычайных ситуациях. План действий по предупреждению и ликвидации чрезвычайных ситуаций организации. Порядок разработки. Требования к содержанию и оформлению» (утв. и введен в действие </w:t>
+        <w:t xml:space="preserve"> Безопасность в чрезвычайных ситуациях. План действий по предупреждению и ликвидации чрезвычайных ситуаций организации. Порядок разработки. Требования к содержанию и оформлению» (утв. и введен в действие </w:t>
       </w:r>
       <w:hyperlink r:id="rId9">
         <w:r>
@@ -2673,19 +2673,7 @@
           <w:b w:val="0"/>
           <w:i w:val="0"/>
         </w:rPr>
-        <w:t>Форма расчета сил и средств, привлекаемых для выполнения</w:t>
-      </w:r>
-    </w:p>
-    <w:p>
-      <w:pPr>
-        <w:jc w:val="center"/>
-      </w:pPr>
-      <w:r>
-        <w:rPr>
-          <w:b w:val="0"/>
-          <w:i w:val="0"/>
-        </w:rPr>
-        <w:t>мероприятий при угрозе возникновения ЧС</w:t>
+        <w:t>Форма расчета сил и средств, привлекаемых для выполнения мероприятий при угрозе возникновения ЧС</w:t>
       </w:r>
     </w:p>
     <w:tbl>
@@ -3920,19 +3908,7 @@
           <w:b w:val="0"/>
           <w:i w:val="0"/>
         </w:rPr>
-        <w:t>Форма оформления календарного плана мероприятий</w:t>
-      </w:r>
-    </w:p>
-    <w:p>
-      <w:pPr>
-        <w:jc w:val="center"/>
-      </w:pPr>
-      <w:r>
-        <w:rPr>
-          <w:b w:val="0"/>
-          <w:i w:val="0"/>
-        </w:rPr>
-        <w:t>при угрозе возникновения и возникновении ЧС</w:t>
+        <w:t>Форма оформления календарного плана мероприятий при угрозе возникновения и возникновении ЧС</w:t>
       </w:r>
     </w:p>
     <w:tbl>
